--- a/Tema 3/Ejercicio 3.1 – Plan de emergencia, autoprotección y señalización.docx
+++ b/Tema 3/Ejercicio 3.1 – Plan de emergencia, autoprotección y señalización.docx
@@ -1199,6 +1199,7 @@
       <w:r>
         <w:rPr>
           <w:rFonts w:ascii="Calibri" w:hAnsi="Calibri" w:cs="Calibri"/>
+          <w:noProof/>
         </w:rPr>
         <w:lastRenderedPageBreak/>
         <w:drawing>
@@ -1250,14 +1251,6 @@
           </wp:inline>
         </w:drawing>
       </w:r>
-    </w:p>
-    <w:p>
-      <w:pPr>
-        <w:spacing w:after="0"/>
-        <w:rPr>
-          <w:rFonts w:ascii="Calibri" w:hAnsi="Calibri" w:cs="Calibri"/>
-        </w:rPr>
-      </w:pPr>
     </w:p>
     <w:sectPr>
       <w:pgSz w:w="12240" w:h="15840"/>
@@ -2206,6 +2199,7 @@
   <w:style w:type="character" w:default="1" w:styleId="Fuentedeprrafopredeter">
     <w:name w:val="Default Paragraph Font"/>
     <w:uiPriority w:val="1"/>
+    <w:semiHidden/>
     <w:unhideWhenUsed/>
   </w:style>
   <w:style w:type="table" w:default="1" w:styleId="Tablanormal">
